--- a/printables/full-answers/u03-full-answers.docx
+++ b/printables/full-answers/u03-full-answers.docx
@@ -4,7 +4,7 @@
   <w:body>
     <w:p>
       <w:pPr>
-        <w:spacing w:before="0" w:after="40" w:line="269" w:lineRule="auto"/>
+        <w:spacing w:before="0" w:after="20" w:line="252" w:lineRule="auto"/>
         <w:jc w:val="center"/>
       </w:pPr>
       <w:r>
@@ -12,14 +12,14 @@
           <w:rFonts w:ascii="宋体" w:hAnsi="宋体" w:eastAsia="宋体"/>
           <w:b/>
           <w:color w:val="F4A261"/>
-          <w:sz w:val="18"/>
+          <w:sz w:val="16"/>
         </w:rPr>
         <w:t>语文书桌 · 参考答案（做完再看）</w:t>
       </w:r>
     </w:p>
     <w:p>
       <w:pPr>
-        <w:spacing w:before="0" w:after="40" w:line="269" w:lineRule="auto"/>
+        <w:spacing w:before="0" w:after="20" w:line="252" w:lineRule="auto"/>
         <w:jc w:val="center"/>
       </w:pPr>
       <w:r>
@@ -27,14 +27,14 @@
           <w:rFonts w:ascii="黑体" w:hAnsi="黑体" w:eastAsia="黑体"/>
           <w:b/>
           <w:color w:val="E85D04"/>
-          <w:sz w:val="30"/>
+          <w:sz w:val="26"/>
         </w:rPr>
         <w:t>第三单元完整摸底卷 · 参考答案（第1–2页）</w:t>
       </w:r>
     </w:p>
     <w:p>
       <w:pPr>
-        <w:spacing w:before="0" w:after="120" w:line="269" w:lineRule="auto"/>
+        <w:spacing w:before="0" w:after="80" w:line="252" w:lineRule="auto"/>
         <w:jc w:val="center"/>
       </w:pPr>
       <w:r>
@@ -42,14 +42,182 @@
           <w:rFonts w:ascii="宋体" w:hAnsi="宋体" w:eastAsia="宋体"/>
           <w:b w:val="0"/>
           <w:color w:val="C2410C"/>
-          <w:sz w:val="20"/>
+          <w:sz w:val="16"/>
         </w:rPr>
-        <w:t>单独答案页 · 可打印 A4　|　先做卷再对答案</w:t>
+        <w:t>单独答案页 · 尽量一页打完　|　先做卷再对答案</w:t>
       </w:r>
     </w:p>
     <w:p>
       <w:pPr>
-        <w:spacing w:before="0" w:after="80" w:line="269" w:lineRule="auto"/>
+        <w:spacing w:before="80" w:after="20" w:line="252" w:lineRule="auto"/>
+      </w:pPr>
+      <w:r>
+        <w:rPr>
+          <w:rFonts w:ascii="宋体" w:hAnsi="宋体" w:eastAsia="宋体"/>
+          <w:b/>
+          <w:color w:val="E85D04"/>
+          <w:sz w:val="20"/>
+        </w:rPr>
+        <w:t>一、看拼音写词语</w:t>
+      </w:r>
+    </w:p>
+    <w:p>
+      <w:pPr>
+        <w:spacing w:before="0" w:after="20" w:line="252" w:lineRule="auto"/>
+      </w:pPr>
+      <w:r>
+        <w:rPr>
+          <w:rFonts w:ascii="宋体" w:hAnsi="宋体" w:eastAsia="宋体"/>
+          <w:b w:val="0"/>
+          <w:color w:val="1C1917"/>
+          <w:sz w:val="19"/>
+        </w:rPr>
+        <w:t>光滑；嫩绿；爬山虎；均匀；空隙</w:t>
+      </w:r>
+    </w:p>
+    <w:p>
+      <w:pPr>
+        <w:spacing w:before="80" w:after="20" w:line="252" w:lineRule="auto"/>
+      </w:pPr>
+      <w:r>
+        <w:rPr>
+          <w:rFonts w:ascii="宋体" w:hAnsi="宋体" w:eastAsia="宋体"/>
+          <w:b/>
+          <w:color w:val="E85D04"/>
+          <w:sz w:val="20"/>
+        </w:rPr>
+        <w:t>二、加点字读音</w:t>
+      </w:r>
+    </w:p>
+    <w:p>
+      <w:pPr>
+        <w:spacing w:before="0" w:after="20" w:line="252" w:lineRule="auto"/>
+      </w:pPr>
+      <w:r>
+        <w:rPr>
+          <w:rFonts w:ascii="宋体" w:hAnsi="宋体" w:eastAsia="宋体"/>
+          <w:b w:val="0"/>
+          <w:color w:val="1C1917"/>
+          <w:sz w:val="19"/>
+        </w:rPr>
+        <w:t>1.投降 xiáng；降低 jiàng　2.歌曲 qǔ；曲折 qū　3.茎 jīng；谨慎 shèn</w:t>
+      </w:r>
+    </w:p>
+    <w:p>
+      <w:pPr>
+        <w:spacing w:before="80" w:after="20" w:line="252" w:lineRule="auto"/>
+      </w:pPr>
+      <w:r>
+        <w:rPr>
+          <w:rFonts w:ascii="宋体" w:hAnsi="宋体" w:eastAsia="宋体"/>
+          <w:b/>
+          <w:color w:val="E85D04"/>
+          <w:sz w:val="20"/>
+        </w:rPr>
+        <w:t>三、选择</w:t>
+      </w:r>
+    </w:p>
+    <w:p>
+      <w:pPr>
+        <w:spacing w:before="0" w:after="20" w:line="252" w:lineRule="auto"/>
+      </w:pPr>
+      <w:r>
+        <w:rPr>
+          <w:rFonts w:ascii="宋体" w:hAnsi="宋体" w:eastAsia="宋体"/>
+          <w:b w:val="0"/>
+          <w:color w:val="1C1917"/>
+          <w:sz w:val="19"/>
+        </w:rPr>
+        <w:t>1.（1）③痕际→痕迹　（2）②平担→平坦　（3）②触脚→触角　2.②（缘＝因为）</w:t>
+      </w:r>
+    </w:p>
+    <w:p>
+      <w:pPr>
+        <w:spacing w:before="80" w:after="20" w:line="252" w:lineRule="auto"/>
+      </w:pPr>
+      <w:r>
+        <w:rPr>
+          <w:rFonts w:ascii="宋体" w:hAnsi="宋体" w:eastAsia="宋体"/>
+          <w:b/>
+          <w:color w:val="E85D04"/>
+          <w:sz w:val="20"/>
+        </w:rPr>
+        <w:t>四、填空</w:t>
+      </w:r>
+    </w:p>
+    <w:p>
+      <w:pPr>
+        <w:spacing w:before="0" w:after="20" w:line="252" w:lineRule="auto"/>
+      </w:pPr>
+      <w:r>
+        <w:rPr>
+          <w:rFonts w:ascii="宋体" w:hAnsi="宋体" w:eastAsia="宋体"/>
+          <w:b w:val="0"/>
+          <w:color w:val="1C1917"/>
+          <w:sz w:val="19"/>
+        </w:rPr>
+        <w:t>1.一场秋雨一场寒，十场秋雨穿上棉　2.横看成岭侧成峰，远近高低各不同</w:t>
+      </w:r>
+    </w:p>
+    <w:p>
+      <w:pPr>
+        <w:spacing w:before="0" w:after="20" w:line="252" w:lineRule="auto"/>
+      </w:pPr>
+      <w:r>
+        <w:rPr>
+          <w:rFonts w:ascii="宋体" w:hAnsi="宋体" w:eastAsia="宋体"/>
+          <w:b w:val="0"/>
+          <w:color w:val="1C1917"/>
+          <w:sz w:val="19"/>
+        </w:rPr>
+        <w:t>3.示例：更喜欢小明（观察细腻/有比喻/写出变化）</w:t>
+      </w:r>
+    </w:p>
+    <w:p>
+      <w:pPr>
+        <w:spacing w:before="80" w:after="20" w:line="252" w:lineRule="auto"/>
+      </w:pPr>
+      <w:r>
+        <w:rPr>
+          <w:rFonts w:ascii="宋体" w:hAnsi="宋体" w:eastAsia="宋体"/>
+          <w:b/>
+          <w:color w:val="E85D04"/>
+          <w:sz w:val="20"/>
+        </w:rPr>
+        <w:t>五、阅读（米虫）</w:t>
+      </w:r>
+    </w:p>
+    <w:p>
+      <w:pPr>
+        <w:spacing w:before="0" w:after="20" w:line="252" w:lineRule="auto"/>
+      </w:pPr>
+      <w:r>
+        <w:rPr>
+          <w:rFonts w:ascii="宋体" w:hAnsi="宋体" w:eastAsia="宋体"/>
+          <w:b w:val="0"/>
+          <w:color w:val="1C1917"/>
+          <w:sz w:val="19"/>
+        </w:rPr>
+        <w:t>潜伏：隐藏、埋伏；文中指米虫藏在米里。</w:t>
+      </w:r>
+    </w:p>
+    <w:p>
+      <w:pPr>
+        <w:spacing w:before="0" w:after="20" w:line="252" w:lineRule="auto"/>
+      </w:pPr>
+      <w:r>
+        <w:rPr>
+          <w:rFonts w:ascii="宋体" w:hAnsi="宋体" w:eastAsia="宋体"/>
+          <w:b w:val="0"/>
+          <w:color w:val="1C1917"/>
+          <w:sz w:val="19"/>
+        </w:rPr>
+        <w:t>（第3–4页待补）</w:t>
+      </w:r>
+    </w:p>
+    <w:p>
+      <w:pPr>
+        <w:spacing w:before="120" w:after="40" w:line="252" w:lineRule="auto"/>
       </w:pPr>
       <w:r>
         <w:rPr>
@@ -58,334 +226,12 @@
           <w:color w:val="C2410C"/>
           <w:sz w:val="18"/>
         </w:rPr>
-        <w:t>对应：`printables/full/u03-四上第三单元练习-不完整.docx` / `.pdf`</w:t>
-      </w:r>
-    </w:p>
-    <w:p>
-      <w:pPr>
-        <w:spacing w:before="0" w:after="80" w:line="269" w:lineRule="auto"/>
-      </w:pPr>
-      <w:r>
-        <w:rPr>
-          <w:rFonts w:ascii="宋体" w:hAnsi="宋体" w:eastAsia="宋体"/>
-          <w:b w:val="0"/>
-          <w:color w:val="C2410C"/>
-          <w:sz w:val="18"/>
-        </w:rPr>
-        <w:t>**说明**：扫描件仅有第 1–2 页，第 3–4 页待补。</w:t>
-      </w:r>
-    </w:p>
-    <w:p>
-      <w:pPr>
-        <w:spacing w:before="160" w:after="80" w:line="269" w:lineRule="auto"/>
-      </w:pPr>
-      <w:r>
-        <w:rPr>
-          <w:rFonts w:ascii="宋体" w:hAnsi="宋体" w:eastAsia="宋体"/>
-          <w:b/>
-          <w:color w:val="E85D04"/>
-          <w:sz w:val="24"/>
-        </w:rPr>
-        <w:t>一、看拼音，写词语</w:t>
-      </w:r>
-    </w:p>
-    <w:p>
-      <w:pPr>
-        <w:spacing w:before="0" w:after="60" w:line="269" w:lineRule="auto"/>
-      </w:pPr>
-      <w:r>
-        <w:rPr>
-          <w:rFonts w:ascii="宋体" w:hAnsi="宋体" w:eastAsia="宋体"/>
-          <w:b w:val="0"/>
-          <w:color w:val="1C1917"/>
-          <w:sz w:val="22"/>
-        </w:rPr>
-        <w:t>光滑；嫩绿；爬山虎；均匀；空隙</w:t>
-      </w:r>
-    </w:p>
-    <w:p>
-      <w:pPr>
-        <w:spacing w:before="160" w:after="80" w:line="269" w:lineRule="auto"/>
-      </w:pPr>
-      <w:r>
-        <w:rPr>
-          <w:rFonts w:ascii="宋体" w:hAnsi="宋体" w:eastAsia="宋体"/>
-          <w:b/>
-          <w:color w:val="E85D04"/>
-          <w:sz w:val="24"/>
-        </w:rPr>
-        <w:t>二、加点字读音（画√）</w:t>
-      </w:r>
-    </w:p>
-    <w:p>
-      <w:pPr>
-        <w:spacing w:before="0" w:after="60" w:line="269" w:lineRule="auto"/>
-      </w:pPr>
-      <w:r>
-        <w:rPr>
-          <w:rFonts w:ascii="宋体" w:hAnsi="宋体" w:eastAsia="宋体"/>
-          <w:b w:val="0"/>
-          <w:color w:val="1C1917"/>
-          <w:sz w:val="22"/>
-        </w:rPr>
-        <w:t>1. 投降 xiáng；降低 jiàng</w:t>
-      </w:r>
-    </w:p>
-    <w:p>
-      <w:pPr>
-        <w:spacing w:before="0" w:after="60" w:line="269" w:lineRule="auto"/>
-      </w:pPr>
-      <w:r>
-        <w:rPr>
-          <w:rFonts w:ascii="宋体" w:hAnsi="宋体" w:eastAsia="宋体"/>
-          <w:b w:val="0"/>
-          <w:color w:val="1C1917"/>
-          <w:sz w:val="22"/>
-        </w:rPr>
-        <w:t>2. 歌曲 qǔ；曲折 qū</w:t>
-      </w:r>
-    </w:p>
-    <w:p>
-      <w:pPr>
-        <w:spacing w:before="0" w:after="60" w:line="269" w:lineRule="auto"/>
-      </w:pPr>
-      <w:r>
-        <w:rPr>
-          <w:rFonts w:ascii="宋体" w:hAnsi="宋体" w:eastAsia="宋体"/>
-          <w:b w:val="0"/>
-          <w:color w:val="1C1917"/>
-          <w:sz w:val="22"/>
-        </w:rPr>
-        <w:t>3. 茎 jīng；谨慎 shèn</w:t>
-      </w:r>
-    </w:p>
-    <w:p>
-      <w:pPr>
-        <w:spacing w:before="160" w:after="80" w:line="269" w:lineRule="auto"/>
-      </w:pPr>
-      <w:r>
-        <w:rPr>
-          <w:rFonts w:ascii="宋体" w:hAnsi="宋体" w:eastAsia="宋体"/>
-          <w:b/>
-          <w:color w:val="E85D04"/>
-          <w:sz w:val="24"/>
-        </w:rPr>
-        <w:t>三、选择题</w:t>
-      </w:r>
-    </w:p>
-    <w:p>
-      <w:pPr>
-        <w:spacing w:before="0" w:after="60" w:line="269" w:lineRule="auto"/>
-      </w:pPr>
-      <w:r>
-        <w:rPr>
-          <w:rFonts w:ascii="宋体" w:hAnsi="宋体" w:eastAsia="宋体"/>
-          <w:b w:val="0"/>
-          <w:color w:val="1C1917"/>
-          <w:sz w:val="22"/>
-        </w:rPr>
-        <w:t>1. 错别字</w:t>
-      </w:r>
-    </w:p>
-    <w:p>
-      <w:pPr>
-        <w:spacing w:before="0" w:after="60" w:line="269" w:lineRule="auto"/>
-      </w:pPr>
-      <w:r>
-        <w:rPr>
-          <w:rFonts w:ascii="宋体" w:hAnsi="宋体" w:eastAsia="宋体"/>
-          <w:b w:val="0"/>
-          <w:color w:val="1C1917"/>
-          <w:sz w:val="22"/>
-        </w:rPr>
-        <w:t>- （1）③（痕际 → 痕迹）</w:t>
-      </w:r>
-    </w:p>
-    <w:p>
-      <w:pPr>
-        <w:spacing w:before="0" w:after="60" w:line="269" w:lineRule="auto"/>
-      </w:pPr>
-      <w:r>
-        <w:rPr>
-          <w:rFonts w:ascii="宋体" w:hAnsi="宋体" w:eastAsia="宋体"/>
-          <w:b w:val="0"/>
-          <w:color w:val="1C1917"/>
-          <w:sz w:val="22"/>
-        </w:rPr>
-        <w:t>- （2）②（平担 → 平坦）</w:t>
-      </w:r>
-    </w:p>
-    <w:p>
-      <w:pPr>
-        <w:spacing w:before="0" w:after="60" w:line="269" w:lineRule="auto"/>
-      </w:pPr>
-      <w:r>
-        <w:rPr>
-          <w:rFonts w:ascii="宋体" w:hAnsi="宋体" w:eastAsia="宋体"/>
-          <w:b w:val="0"/>
-          <w:color w:val="1C1917"/>
-          <w:sz w:val="22"/>
-        </w:rPr>
-        <w:t>- （3）②（触脚 → 触角）</w:t>
-      </w:r>
-    </w:p>
-    <w:p>
-      <w:pPr>
-        <w:spacing w:before="0" w:after="60" w:line="269" w:lineRule="auto"/>
-      </w:pPr>
-      <w:r>
-        <w:rPr>
-          <w:rFonts w:ascii="宋体" w:hAnsi="宋体" w:eastAsia="宋体"/>
-          <w:b w:val="0"/>
-          <w:color w:val="1C1917"/>
-          <w:sz w:val="22"/>
-        </w:rPr>
-        <w:t>2. 字词解释：②（缘：因为）</w:t>
-      </w:r>
-    </w:p>
-    <w:p>
-      <w:pPr>
-        <w:spacing w:before="0" w:after="60" w:line="269" w:lineRule="auto"/>
-      </w:pPr>
-      <w:r>
-        <w:rPr>
-          <w:rFonts w:ascii="宋体" w:hAnsi="宋体" w:eastAsia="宋体"/>
-          <w:b w:val="0"/>
-          <w:color w:val="1C1917"/>
-          <w:sz w:val="22"/>
-        </w:rPr>
-        <w:t>- ①可怜此处意为可爱、值得珍惜，非「可惜」</w:t>
-      </w:r>
-    </w:p>
-    <w:p>
-      <w:pPr>
-        <w:spacing w:before="0" w:after="60" w:line="269" w:lineRule="auto"/>
-      </w:pPr>
-      <w:r>
-        <w:rPr>
-          <w:rFonts w:ascii="宋体" w:hAnsi="宋体" w:eastAsia="宋体"/>
-          <w:b w:val="0"/>
-          <w:color w:val="1C1917"/>
-          <w:sz w:val="22"/>
-        </w:rPr>
-        <w:t>- ③逊意为差、比不上，非「谦逊」</w:t>
-      </w:r>
-    </w:p>
-    <w:p>
-      <w:pPr>
-        <w:spacing w:before="160" w:after="80" w:line="269" w:lineRule="auto"/>
-      </w:pPr>
-      <w:r>
-        <w:rPr>
-          <w:rFonts w:ascii="宋体" w:hAnsi="宋体" w:eastAsia="宋体"/>
-          <w:b/>
-          <w:color w:val="E85D04"/>
-          <w:sz w:val="24"/>
-        </w:rPr>
-        <w:t>四、填空</w:t>
-      </w:r>
-    </w:p>
-    <w:p>
-      <w:pPr>
-        <w:spacing w:before="0" w:after="60" w:line="269" w:lineRule="auto"/>
-      </w:pPr>
-      <w:r>
-        <w:rPr>
-          <w:rFonts w:ascii="宋体" w:hAnsi="宋体" w:eastAsia="宋体"/>
-          <w:b w:val="0"/>
-          <w:color w:val="1C1917"/>
-          <w:sz w:val="22"/>
-        </w:rPr>
-        <w:t>1. 一场秋雨一场寒，十场秋雨穿上棉（或：十场秋雨要穿棉）</w:t>
-      </w:r>
-    </w:p>
-    <w:p>
-      <w:pPr>
-        <w:spacing w:before="0" w:after="60" w:line="269" w:lineRule="auto"/>
-      </w:pPr>
-      <w:r>
-        <w:rPr>
-          <w:rFonts w:ascii="宋体" w:hAnsi="宋体" w:eastAsia="宋体"/>
-          <w:b w:val="0"/>
-          <w:color w:val="1C1917"/>
-          <w:sz w:val="22"/>
-        </w:rPr>
-        <w:t>2. 横看成岭侧成峰，远近高低各不同</w:t>
-      </w:r>
-    </w:p>
-    <w:p>
-      <w:pPr>
-        <w:spacing w:before="0" w:after="60" w:line="269" w:lineRule="auto"/>
-      </w:pPr>
-      <w:r>
-        <w:rPr>
-          <w:rFonts w:ascii="宋体" w:hAnsi="宋体" w:eastAsia="宋体"/>
-          <w:b w:val="0"/>
-          <w:color w:val="1C1917"/>
-          <w:sz w:val="22"/>
-        </w:rPr>
-        <w:t>3. 示例：更喜欢小明，因为用了比喻，观察细腻，写出了变化过程。（言之有理即可）</w:t>
-      </w:r>
-    </w:p>
-    <w:p>
-      <w:pPr>
-        <w:spacing w:before="160" w:after="80" w:line="269" w:lineRule="auto"/>
-      </w:pPr>
-      <w:r>
-        <w:rPr>
-          <w:rFonts w:ascii="宋体" w:hAnsi="宋体" w:eastAsia="宋体"/>
-          <w:b/>
-          <w:color w:val="E85D04"/>
-          <w:sz w:val="24"/>
-        </w:rPr>
-        <w:t>五、阅读（米虫）</w:t>
-      </w:r>
-    </w:p>
-    <w:p>
-      <w:pPr>
-        <w:spacing w:before="0" w:after="60" w:line="269" w:lineRule="auto"/>
-      </w:pPr>
-      <w:r>
-        <w:rPr>
-          <w:rFonts w:ascii="宋体" w:hAnsi="宋体" w:eastAsia="宋体"/>
-          <w:b w:val="0"/>
-          <w:color w:val="1C1917"/>
-          <w:sz w:val="22"/>
-        </w:rPr>
-        <w:t>1. 潜伏：隐藏、埋伏；文中指米虫藏在米里。（意思对即可）</w:t>
-      </w:r>
-    </w:p>
-    <w:p>
-      <w:pPr>
-        <w:spacing w:before="0" w:after="60" w:line="269" w:lineRule="auto"/>
-      </w:pPr>
-      <w:r>
-        <w:rPr>
-          <w:rFonts w:ascii="宋体" w:hAnsi="宋体" w:eastAsia="宋体"/>
-          <w:b w:val="0"/>
-          <w:color w:val="1C1917"/>
-          <w:sz w:val="22"/>
-        </w:rPr>
-        <w:t>（第 3–4 页题目与答案待扫描件补齐后更新）</w:t>
-      </w:r>
-    </w:p>
-    <w:p>
-      <w:pPr>
-        <w:spacing w:before="200" w:after="60" w:line="269" w:lineRule="auto"/>
-      </w:pPr>
-      <w:r>
-        <w:rPr>
-          <w:rFonts w:ascii="宋体" w:hAnsi="宋体" w:eastAsia="宋体"/>
-          <w:b w:val="0"/>
-          <w:color w:val="C2410C"/>
-          <w:sz w:val="20"/>
-        </w:rPr>
         <w:t>□已对答案　□错题已入档</w:t>
       </w:r>
     </w:p>
     <w:sectPr>
       <w:pgSz w:w="11906" w:h="16838"/>
-      <w:pgMar w:top="794" w:right="964" w:bottom="794" w:left="964" w:header="720" w:footer="720" w:gutter="0"/>
+      <w:pgMar w:top="624" w:right="737" w:bottom="624" w:left="737" w:header="720" w:footer="720" w:gutter="0"/>
       <w:cols w:space="720"/>
       <w:docGrid w:linePitch="360"/>
     </w:sectPr>
@@ -758,7 +604,7 @@
     <w:rsid w:val="00FC693F"/>
     <w:rPr>
       <w:rFonts w:ascii="宋体" w:hAnsi="宋体" w:eastAsia="宋体"/>
-      <w:sz w:val="22"/>
+      <w:sz w:val="20"/>
     </w:rPr>
   </w:style>
   <w:style w:type="paragraph" w:styleId="Header">

--- a/printables/full-answers/u03-full-answers.docx
+++ b/printables/full-answers/u03-full-answers.docx
@@ -29,7 +29,7 @@
           <w:color w:val="E85D04"/>
           <w:sz w:val="26"/>
         </w:rPr>
-        <w:t>第三单元完整摸底卷 · 参考答案（第1–2页）</w:t>
+        <w:t>第三单元完整摸底卷 · 参考答案</w:t>
       </w:r>
     </w:p>
     <w:p>
@@ -128,7 +128,7 @@
           <w:color w:val="1C1917"/>
           <w:sz w:val="19"/>
         </w:rPr>
-        <w:t>1.（1）③痕际→痕迹　（2）②平担→平坦　（3）②触脚→触角　2.②（缘＝因为）</w:t>
+        <w:t>1.（1）③痕际→痕迹　（2）②平担→平坦　（3）②触脚→触角　2.②（缘＝因为；①可怜≠可惜；③逊≠谦逊）</w:t>
       </w:r>
     </w:p>
     <w:p>
@@ -184,7 +184,7 @@
           <w:color w:val="E85D04"/>
           <w:sz w:val="20"/>
         </w:rPr>
-        <w:t>五、阅读（米虫）</w:t>
+        <w:t>五、阅读（一）米虫</w:t>
       </w:r>
     </w:p>
     <w:p>
@@ -198,7 +198,7 @@
           <w:color w:val="1C1917"/>
           <w:sz w:val="19"/>
         </w:rPr>
-        <w:t>潜伏：隐藏、埋伏；文中指米虫藏在米里。</w:t>
+        <w:t>1.潜伏：隐藏、埋伏；文中指米虫藏在米里。</w:t>
       </w:r>
     </w:p>
     <w:p>
@@ -212,7 +212,105 @@
           <w:color w:val="1C1917"/>
           <w:sz w:val="19"/>
         </w:rPr>
-        <w:t>（第3–4页待补）</w:t>
+        <w:t>2.表：倾斜后—转圈走/像走台步，发现可写「样子像模特、很美」；侧翻—发现可写「生存能力强/很聪明」</w:t>
+      </w:r>
+    </w:p>
+    <w:p>
+      <w:pPr>
+        <w:spacing w:before="0" w:after="20" w:line="252" w:lineRule="auto"/>
+      </w:pPr>
+      <w:r>
+        <w:rPr>
+          <w:rFonts w:ascii="宋体" w:hAnsi="宋体" w:eastAsia="宋体"/>
+          <w:b w:val="0"/>
+          <w:color w:val="1C1917"/>
+          <w:sz w:val="19"/>
+        </w:rPr>
+        <w:t>3.开放题：写清观察对象与发现即可</w:t>
+      </w:r>
+    </w:p>
+    <w:p>
+      <w:pPr>
+        <w:spacing w:before="80" w:after="20" w:line="252" w:lineRule="auto"/>
+      </w:pPr>
+      <w:r>
+        <w:rPr>
+          <w:rFonts w:ascii="宋体" w:hAnsi="宋体" w:eastAsia="宋体"/>
+          <w:b/>
+          <w:color w:val="E85D04"/>
+          <w:sz w:val="20"/>
+        </w:rPr>
+        <w:t>五、阅读（二）它们的聪明与愚笨</w:t>
+      </w:r>
+    </w:p>
+    <w:p>
+      <w:pPr>
+        <w:spacing w:before="0" w:after="20" w:line="252" w:lineRule="auto"/>
+      </w:pPr>
+      <w:r>
+        <w:rPr>
+          <w:rFonts w:ascii="宋体" w:hAnsi="宋体" w:eastAsia="宋体"/>
+          <w:b w:val="0"/>
+          <w:color w:val="1C1917"/>
+          <w:sz w:val="19"/>
+        </w:rPr>
+        <w:t>1.（1）×（居民们＝黄蜂）　（2）×（直接倒会被土壤吸收到不了蜂巢，不是「立刻激怒」）　（3）√</w:t>
+      </w:r>
+    </w:p>
+    <w:p>
+      <w:pPr>
+        <w:spacing w:before="0" w:after="20" w:line="252" w:lineRule="auto"/>
+      </w:pPr>
+      <w:r>
+        <w:rPr>
+          <w:rFonts w:ascii="宋体" w:hAnsi="宋体" w:eastAsia="宋体"/>
+          <w:b w:val="0"/>
+          <w:color w:val="1C1917"/>
+          <w:sz w:val="19"/>
+        </w:rPr>
+        <w:t>2.画：决定等到夜幕降临时再回来。到那时，巢穴里的居民们都会从田野回到家中。</w:t>
+      </w:r>
+    </w:p>
+    <w:p>
+      <w:pPr>
+        <w:spacing w:before="0" w:after="20" w:line="252" w:lineRule="auto"/>
+      </w:pPr>
+      <w:r>
+        <w:rPr>
+          <w:rFonts w:ascii="宋体" w:hAnsi="宋体" w:eastAsia="宋体"/>
+          <w:b w:val="0"/>
+          <w:color w:val="1C1917"/>
+          <w:sz w:val="19"/>
+        </w:rPr>
+        <w:t>3.示例：边捉黄蜂边聊天、提问学习，虽有风险却很愉快（意思对即可）</w:t>
+      </w:r>
+    </w:p>
+    <w:p>
+      <w:pPr>
+        <w:spacing w:before="80" w:after="20" w:line="252" w:lineRule="auto"/>
+      </w:pPr>
+      <w:r>
+        <w:rPr>
+          <w:rFonts w:ascii="宋体" w:hAnsi="宋体" w:eastAsia="宋体"/>
+          <w:b/>
+          <w:color w:val="E85D04"/>
+          <w:sz w:val="20"/>
+        </w:rPr>
+        <w:t>六、习作</w:t>
+      </w:r>
+    </w:p>
+    <w:p>
+      <w:pPr>
+        <w:spacing w:before="0" w:after="20" w:line="252" w:lineRule="auto"/>
+      </w:pPr>
+      <w:r>
+        <w:rPr>
+          <w:rFonts w:ascii="宋体" w:hAnsi="宋体" w:eastAsia="宋体"/>
+          <w:b w:val="0"/>
+          <w:color w:val="1C1917"/>
+          <w:sz w:val="19"/>
+        </w:rPr>
+        <w:t>略（日记形式，题目自拟，写出观察收获与真实感受）</w:t>
       </w:r>
     </w:p>
     <w:p>
